--- a/AI大模型在财务场景的应用/项目7_范例_v3.docx
+++ b/AI大模型在财务场景的应用/项目7_范例_v3.docx
@@ -170,7 +170,7 @@
           <w:b w:val="0"/>
           <w:sz w:val="24"/>
         </w:rPr>
-        <w:t>小周是学院图书馆的勤工俭学学生，每周在咨询台值班几次，时薪12元。她也是星空读书会的社员，社团的读书分享会经常借用图书馆的报告厅，她负责帮忙整理签到表。这个学期，她每个月的工时大约是80小时。月底，她收到了一张工资条，上面写着“应发工资960.00元”，下面还有“扣款”和“实发工资”两栏。她的第一反应是：960元就是我的工资，为什么还要写“实发”？扣款是什么？</w:t>
+        <w:t>小韩是学院图书馆的勤工俭学学生，每周在咨询台值班几次，时薪12元。她也是星空读书会的社员，社团的读书分享会经常借用图书馆的报告厅，她负责帮忙整理签到表。这个学期，她每个月的工时大约是80小时。月底，她收到了一张工资条，上面写着“应发工资960.00元”，下面还有“扣款”和“实发工资”两栏。她的第一反应是：960元就是我的工资，为什么还要写“实发”？扣款是什么？</w:t>
       </w:r>
     </w:p>
     <w:p>
@@ -259,7 +259,7 @@
           <w:b w:val="0"/>
           <w:sz w:val="21"/>
         </w:rPr>
-        <w:t>图7-2 小周在图书馆咨询台核对工资条</w:t>
+        <w:t>图7-2 小韩在图书馆咨询台核对工资条</w:t>
       </w:r>
     </w:p>
     <w:p>
@@ -327,7 +327,7 @@
           <w:b w:val="0"/>
           <w:sz w:val="24"/>
         </w:rPr>
-        <w:t>这一关系是本任务的核心概念。只要记住它，就能看懂工资条上的大部分数字。对小周来说，她的应发工资就是960元，由于本岗位没有社会保险和公积金扣款，个人所得税也为零，因此实发工资仍为960元。</w:t>
+        <w:t>这一关系是本任务的核心概念。只要记住它，就能看懂工资条上的大部分数字。对小韩来说，她的应发工资就是960元，由于本岗位没有社会保险和公积金扣款，个人所得税也为零，因此实发工资仍为960元。</w:t>
       </w:r>
     </w:p>
     <w:p>
@@ -341,7 +341,7 @@
           <w:b/>
           <w:sz w:val="21"/>
         </w:rPr>
-        <w:t>表7-1 小周的工资条（校园线，本月）</w:t>
+        <w:t>表7-1 小韩的工资条（校园线，本月）</w:t>
       </w:r>
     </w:p>
     <w:tbl>
@@ -1597,7 +1597,7 @@
           <w:b w:val="0"/>
           <w:sz w:val="24"/>
         </w:rPr>
-        <w:t>工资条上还有两个容易混淆的日期：工资所属月份与发放日期。所属月份是这笔工资对应的工作时间，发放日期是单位实际支付的日子。两者通常相差数日甚至一个月。核对时，应当按照所属月份对应的考勤和业绩，而不能按照发放日期去推断。小周的工资对应10月的工时，因此她应当按10月的工时检查960元，而不是按她收到钱的那一天去理解。</w:t>
+        <w:t>工资条上还有两个容易混淆的日期：工资所属月份与发放日期。所属月份是这笔工资对应的工作时间，发放日期是单位实际支付的日子。两者通常相差数日甚至一个月。核对时，应当按照所属月份对应的考勤和业绩，而不能按照发放日期去推断。小韩的工资对应10月的工时，因此她应当按10月的工时检查960元，而不是按她收到钱的那一天去理解。</w:t>
       </w:r>
     </w:p>
     <w:p>
@@ -1757,7 +1757,7 @@
           <w:b w:val="0"/>
           <w:sz w:val="24"/>
         </w:rPr>
-        <w:t>小周用AI读懂了自己的工资条。她删除了姓名和工号后输入提示词，AI解释说：960元是勤工俭学的工资，扣款为零，实发工资为960元。小周用计算器核对，确认960等于12乘以80，实发等于960减零。她还注意到，AI在解释“扣款”一栏时写了“按规定扣除”，于是她追问了一句：“没有扣款，为什么要写扣款栏？”这一追问让她明白，扣款栏为零，本身也是一种需要说明的信息。</w:t>
+        <w:t>小韩用AI读懂了自己的工资条。她删除了姓名和工号后输入提示词，AI解释说：960元是勤工俭学的工资，扣款为零，实发工资为960元。小韩用计算器核对，确认960等于12乘以80，实发等于960减零。她还注意到，AI在解释“扣款”一栏时写了“按规定扣除”，于是她追问了一句：“没有扣款，为什么要写扣款栏？”这一追问让她明白，扣款栏为零，本身也是一种需要说明的信息。</w:t>
       </w:r>
     </w:p>
     <w:p>
@@ -1887,7 +1887,7 @@
                 <w:b w:val="0"/>
                 <w:sz w:val="24"/>
               </w:rPr>
-              <w:t>小周在学生组织的工资条核对中，需要把几位同学的工资条发给AI大模型，请它帮忙整理。工资条上有姓名、学号、身份证号和银行卡号。社员张同学说：“这些信息交给工具，会不会被别人看到？”小周停下来，先删除了身份证号和银行卡号，只保留姓名的缩写和工时数据，再开始提问。</w:t>
+              <w:t>小韩在学生组织的工资条核对中，需要把几位同学的工资条发给AI大模型，请它帮忙整理。工资条上有姓名、学号、身份证号和银行卡号。社员张同学说：“这些信息交给工具，会不会被别人看到？”小韩停下来，先删除了身份证号和银行卡号，只保留姓名的缩写和工时数据，再开始提问。</w:t>
             </w:r>
           </w:p>
           <w:p>
@@ -1917,7 +1917,7 @@
                 <w:b w:val="0"/>
                 <w:sz w:val="24"/>
               </w:rPr>
-              <w:t>青禾文具的人事助理想请人工智能工具生成一份员工工资汇总表，并直接粘贴了包括身份证号在内的全部工资条。财务助理小周看到后提醒：工资条属于个人敏感信息，向外部工具提供时应先脱敏，只保留计算需要的金额和代号。她把姓名改为“员工甲”，把身份证号整列删除，再交给工具处理。</w:t>
+              <w:t>青禾文具的人事助理想请人工智能工具生成一份员工工资汇总表，并直接粘贴了包括身份证号在内的全部工资条。财务助理小韩看到后提醒：工资条属于个人敏感信息，向外部工具提供时应先脱敏，只保留计算需要的金额和代号。她把姓名改为“员工甲”，把身份证号整列删除，再交给工具处理。</w:t>
             </w:r>
           </w:p>
           <w:p>
@@ -2308,7 +2308,7 @@
           <w:b w:val="0"/>
           <w:sz w:val="24"/>
         </w:rPr>
-        <w:t>小周的一位同学在校外兼职，月薪是小周的好几倍，但他的工资条上也有税额。小周觉得奇怪：自己的工资不交税，他的为什么要交？她没有直接去问别人，而是打开了表格，想先弄清楚税额是怎么算出来的。</w:t>
+        <w:t>小韩的一位同学在校外兼职，月薪是小韩的好几倍，但他的工资条上也有税额。小韩觉得奇怪：自己的工资不交税，他的为什么要交？她没有直接去问别人，而是打开了表格，想先弄清楚税额是怎么算出来的。</w:t>
       </w:r>
     </w:p>
     <w:p>
@@ -2390,7 +2390,7 @@
           <w:b w:val="0"/>
           <w:sz w:val="24"/>
         </w:rPr>
-        <w:t>应纳税所得额可能为正，也可能为负。如果为负，说明扣除项目已经超过了收入，此时应纳税额为零。小周的月工资是960元，远低于5000元的减除费用，因此她的应纳税所得额为负，税额为零。这正是她的工资条上“个人所得税0.00元”的原因。</w:t>
+        <w:t>应纳税所得额可能为正，也可能为负。如果为负，说明扣除项目已经超过了收入，此时应纳税额为零。小韩的月工资是960元，远低于5000元的减除费用，因此她的应纳税所得额为负，税额为零。这正是她的工资条上“个人所得税0.00元”的原因。</w:t>
       </w:r>
     </w:p>
     <w:p>
@@ -4284,7 +4284,7 @@
           <w:b w:val="0"/>
           <w:sz w:val="24"/>
         </w:rPr>
-        <w:t>小周用表7-4的结构算出了自己的税额：960元减去5000元减除费用，结果为负，税额为零。她把计算过程写在表格中，再去问那位兼职的同学。同学的工资更高，应纳税所得额超过了减除费用，因此需要交税。小周终于明白，税额的高低，首先取决于应纳税所得额，而不是工资的数字本身。</w:t>
+        <w:t>小韩用表7-4的结构算出了自己的税额：960元减去5000元减除费用，结果为负，税额为零。她把计算过程写在表格中，再去问那位兼职的同学。同学的工资更高，应纳税所得额超过了减除费用，因此需要交税。小韩终于明白，税额的高低，首先取决于应纳税所得额，而不是工资的数字本身。</w:t>
       </w:r>
     </w:p>
     <w:p>
@@ -4444,7 +4444,7 @@
                 <w:b w:val="0"/>
                 <w:sz w:val="24"/>
               </w:rPr>
-              <w:t>青禾文具的王涛10月应发工资8400元。人工智能工具给出的计算结果是：“应纳税所得额为8400元减去社会保险1050元，税额为（8400－1050）×3%＝220.50元。”小周核对时发现，AI漏减了5000元的减除费用，也漏减了专项附加扣除。正确的应纳税所得额为1350元，税额为40.50元。</w:t>
+              <w:t>青禾文具的王涛10月应发工资8400元。人工智能工具给出的计算结果是：“应纳税所得额为8400元减去社会保险1050元，税额为（8400－1050）×3%＝220.50元。”小韩核对时发现，AI漏减了5000元的减除费用，也漏减了专项附加扣除。正确的应纳税所得额为1350元，税额为40.50元。</w:t>
             </w:r>
           </w:p>
           <w:p>
@@ -4835,7 +4835,7 @@
           <w:b w:val="0"/>
           <w:sz w:val="24"/>
         </w:rPr>
-        <w:t>小周想确认自己的计算没有问题，于是把960元的工资直接交给AI。AI很快给出结果：个人所得税28.80元，实发工资931.20元。小周觉得“看起来很专业”，但她对照表7-4后发现，AI跳过了减除费用这一步，直接用960元乘以3%。她意识到，AI的结果可以快速得到，却不能直接相信。</w:t>
+        <w:t>小韩想确认自己的计算没有问题，于是把960元的工资直接交给AI。AI很快给出结果：个人所得税28.80元，实发工资931.20元。小韩觉得“看起来很专业”，但她对照表7-4后发现，AI跳过了减除费用这一步，直接用960元乘以3%。她意识到，AI的结果可以快速得到，却不能直接相信。</w:t>
       </w:r>
     </w:p>
     <w:p>
@@ -5064,7 +5064,7 @@
                 <w:b w:val="0"/>
                 <w:sz w:val="21"/>
               </w:rPr>
-              <w:t>小周：个人所得税</w:t>
+              <w:t>小韩：个人所得税</w:t>
             </w:r>
           </w:p>
         </w:tc>
@@ -5727,7 +5727,7 @@
           <w:b w:val="0"/>
           <w:sz w:val="24"/>
         </w:rPr>
-        <w:t>小周按照表7-5的方法，把AI的结果逐项与表7-4对照，发现了漏减减除费用的问题。她在留痕表中写下：“AI税额28.80元，修正为0.00元，原因是应纳税所得额为负，税额为零。”她把修正后的表格交给学院的勤工俭学负责老师，老师看后说：“数字都有依据，这就是核验的意义。”</w:t>
+        <w:t>小韩按照表7-5的方法，把AI的结果逐项与表7-4对照，发现了漏减减除费用的问题。她在留痕表中写下：“AI税额28.80元，修正为0.00元，原因是应纳税所得额为负，税额为零。”她把修正后的表格交给学院的勤工俭学负责老师，老师看后说：“数字都有依据，这就是核验的意义。”</w:t>
       </w:r>
     </w:p>
     <w:p>
@@ -5887,7 +5887,7 @@
                 <w:b w:val="0"/>
                 <w:sz w:val="24"/>
               </w:rPr>
-              <w:t>青禾文具的工资发放前，小周用人工智能工具计算了全体员工的实发工资。AI给出的王涛实发工资为7129.50元，比工资条上的7309.50元少了180元。小周没有直接修改工资条，而是按照“先找错误源头，再修正结果”的顺序检查：先发现应纳税所得额多算了5000元的减除费用缺失，再发现税额错误由此而来，最后才修正实发工资。</w:t>
+              <w:t>青禾文具的工资发放前，小韩用人工智能工具计算了全体员工的实发工资。AI给出的王涛实发工资为7129.50元，比工资条上的7309.50元少了180元。小韩没有直接修改工资条，而是按照“先找错误源头，再修正结果”的顺序检查：先发现应纳税所得额多算了5000元的减除费用缺失，再发现税额错误由此而来，最后才修正实发工资。</w:t>
             </w:r>
           </w:p>
           <w:p>
@@ -6859,7 +6859,7 @@
           <w:b w:val="0"/>
           <w:sz w:val="24"/>
         </w:rPr>
-        <w:t>综合任务背景：下表给出一组示例工资数据（已脱敏），包括校园线的小周与职业线的王涛。假设你是学生组织或企业的财务助理，需要完成一份工资核算与核验材料。你可以使用人工智能大模型辅助计算，但每个数字都要经过步骤复算，并保留提示词与AI回复的记录。</w:t>
+        <w:t>综合任务背景：下表给出一组示例工资数据（已脱敏），包括校园线的小韩与职业线的王涛。假设你是学生组织或企业的财务助理，需要完成一份工资核算与核验材料。你可以使用人工智能大模型辅助计算，但每个数字都要经过步骤复算，并保留提示词与AI回复的记录。</w:t>
       </w:r>
     </w:p>
     <w:p>
@@ -6971,7 +6971,7 @@
                 <w:b w:val="0"/>
                 <w:sz w:val="21"/>
               </w:rPr>
-              <w:t>小周（校园线）</w:t>
+              <w:t>小韩（校园线）</w:t>
             </w:r>
           </w:p>
         </w:tc>
@@ -7181,7 +7181,7 @@
           <w:b w:val="0"/>
           <w:sz w:val="24"/>
         </w:rPr>
-        <w:t>2. 手工计算（20分）：按照表7-4的步骤，计算王涛本月的个人所得税与实发工资，写出每一步的计算过程。再计算小周的个人所得税，并说明税额为零的原因。</w:t>
+        <w:t>2. 手工计算（20分）：按照表7-4的步骤，计算王涛本月的个人所得税与实发工资，写出每一步的计算过程。再计算小韩的个人所得税，并说明税额为零的原因。</w:t>
       </w:r>
     </w:p>
     <w:p>
